--- a/templates/cs.docx
+++ b/templates/cs.docx
@@ -1081,217 +1081,6 @@
     </w:p>
     <w:p>
       <w:pPr>
-        <w:bidi/>
-        <w:spacing w:after="60" w:before="0" w:line="240"/>
-      </w:pPr>
-    </w:p>
-    <w:p>
-      <w:pPr>
-        <w:bidi/>
-      </w:pPr>
-      <w:r>
-        <w:rPr>
-          <w:rFonts w:ascii="David" w:cs="David" w:eastAsia="David" w:hAnsi="David"/>
-          <w:rtl/>
-        </w:rPr>
-        <w:t xml:space="preserve">בעבודה זו נעזרתי בכלי בינה מלאכותית (</w:t>
-      </w:r>
-      <w:r>
-        <w:rPr>
-          <w:rFonts w:ascii="David" w:cs="David" w:eastAsia="David" w:hAnsi="David"/>
-          <w:highlight w:val="yellow"/>
-          <w:rtl/>
-        </w:rPr>
-        <w:t xml:space="preserve">[שם הכלי, למשל ChatGPT, Gemini או Perplexity]</w:t>
-      </w:r>
-      <w:r>
-        <w:rPr>
-          <w:rFonts w:ascii="David" w:cs="David" w:eastAsia="David" w:hAnsi="David"/>
-          <w:rtl/>
-        </w:rPr>
-        <w:t xml:space="preserve">) בדרכים הבאות:</w:t>
-      </w:r>
-    </w:p>
-    <w:p>
-      <w:pPr>
-        <w:bidi/>
-      </w:pPr>
-      <w:r>
-        <w:rPr>
-          <w:rFonts w:ascii="David" w:cs="David" w:eastAsia="David" w:hAnsi="David"/>
-          <w:b/>
-          <w:bCs/>
-          <w:rtl/>
-        </w:rPr>
-        <w:t xml:space="preserve">איתור מאמרים:</w:t>
-      </w:r>
-      <w:r>
-        <w:rPr>
-          <w:rFonts w:ascii="David" w:cs="David" w:eastAsia="David" w:hAnsi="David"/>
-          <w:rtl/>
-        </w:rPr>
-        <w:t xml:space="preserve"> השתמשתי ב</w:t>
-      </w:r>
-      <w:r>
-        <w:rPr>
-          <w:rFonts w:ascii="David" w:cs="David" w:eastAsia="David" w:hAnsi="David"/>
-          <w:highlight w:val="yellow"/>
-          <w:rtl/>
-        </w:rPr>
-        <w:t xml:space="preserve">[שם הכלי]</w:t>
-      </w:r>
-      <w:r>
-        <w:rPr>
-          <w:rFonts w:ascii="David" w:cs="David" w:eastAsia="David" w:hAnsi="David"/>
-          <w:rtl/>
-        </w:rPr>
-        <w:t xml:space="preserve"> כדי למצוא מאמרים בנושא </w:t>
-      </w:r>
-      <w:r>
-        <w:rPr>
-          <w:rFonts w:ascii="David" w:cs="David" w:eastAsia="David" w:hAnsi="David"/>
-          <w:highlight w:val="yellow"/>
-          <w:rtl/>
-        </w:rPr>
-        <w:t xml:space="preserve">[...]</w:t>
-      </w:r>
-      <w:r>
-        <w:rPr>
-          <w:rFonts w:ascii="David" w:cs="David" w:eastAsia="David" w:hAnsi="David"/>
-          <w:rtl/>
-        </w:rPr>
-        <w:t xml:space="preserve">. את המאמרים קראתי בעצמי. כל עובדה בעבודה מבוססת על מאמר שמופיע ברשימת המקורות, ולא על תשובה של הבינה.</w:t>
-      </w:r>
-    </w:p>
-    <w:p>
-      <w:pPr>
-        <w:bidi/>
-      </w:pPr>
-      <w:r>
-        <w:rPr>
-          <w:rFonts w:ascii="David" w:cs="David" w:eastAsia="David" w:hAnsi="David"/>
-          <w:b/>
-          <w:bCs/>
-          <w:rtl/>
-        </w:rPr>
-        <w:t xml:space="preserve">עזרה בניסוח:</w:t>
-      </w:r>
-      <w:r>
-        <w:rPr>
-          <w:rFonts w:ascii="David" w:cs="David" w:eastAsia="David" w:hAnsi="David"/>
-          <w:rtl/>
-        </w:rPr>
-        <w:t xml:space="preserve"> נעזרתי ב</w:t>
-      </w:r>
-      <w:r>
-        <w:rPr>
-          <w:rFonts w:ascii="David" w:cs="David" w:eastAsia="David" w:hAnsi="David"/>
-          <w:highlight w:val="yellow"/>
-          <w:rtl/>
-        </w:rPr>
-        <w:t xml:space="preserve">[שם הכלי]</w:t>
-      </w:r>
-      <w:r>
-        <w:rPr>
-          <w:rFonts w:ascii="David" w:cs="David" w:eastAsia="David" w:hAnsi="David"/>
-          <w:rtl/>
-        </w:rPr>
-        <w:t xml:space="preserve"> לשיפור הניסוח של </w:t>
-      </w:r>
-      <w:r>
-        <w:rPr>
-          <w:rFonts w:ascii="David" w:cs="David" w:eastAsia="David" w:hAnsi="David"/>
-          <w:highlight w:val="yellow"/>
-          <w:rtl/>
-        </w:rPr>
-        <w:t xml:space="preserve">[פרקים או פסקאות]</w:t>
-      </w:r>
-      <w:r>
-        <w:rPr>
-          <w:rFonts w:ascii="David" w:cs="David" w:eastAsia="David" w:hAnsi="David"/>
-          <w:rtl/>
-        </w:rPr>
-        <w:t xml:space="preserve">. התוכן, הנתונים והמסקנות שלי.</w:t>
-      </w:r>
-    </w:p>
-    <w:p>
-      <w:pPr>
-        <w:bidi/>
-      </w:pPr>
-      <w:r>
-        <w:rPr>
-          <w:rFonts w:ascii="David" w:cs="David" w:eastAsia="David" w:hAnsi="David"/>
-          <w:b/>
-          <w:bCs/>
-          <w:rtl/>
-        </w:rPr>
-        <w:t xml:space="preserve">יצירת תרשימים:</w:t>
-      </w:r>
-      <w:r>
-        <w:rPr>
-          <w:rFonts w:ascii="David" w:cs="David" w:eastAsia="David" w:hAnsi="David"/>
-          <w:rtl/>
-        </w:rPr>
-        <w:t xml:space="preserve"> </w:t>
-      </w:r>
-      <w:r>
-        <w:rPr>
-          <w:rFonts w:ascii="David" w:cs="David" w:eastAsia="David" w:hAnsi="David"/>
-          <w:highlight w:val="yellow"/>
-          <w:rtl/>
-        </w:rPr>
-        <w:t xml:space="preserve">[איור ...]</w:t>
-      </w:r>
-      <w:r>
-        <w:rPr>
-          <w:rFonts w:ascii="David" w:cs="David" w:eastAsia="David" w:hAnsi="David"/>
-          <w:rtl/>
-        </w:rPr>
-        <w:t xml:space="preserve"> נוצר בעזרת </w:t>
-      </w:r>
-      <w:r>
-        <w:rPr>
-          <w:rFonts w:ascii="David" w:cs="David" w:eastAsia="David" w:hAnsi="David"/>
-          <w:highlight w:val="yellow"/>
-          <w:rtl/>
-        </w:rPr>
-        <w:t xml:space="preserve">[שם הכלי]</w:t>
-      </w:r>
-      <w:r>
-        <w:rPr>
-          <w:rFonts w:ascii="David" w:cs="David" w:eastAsia="David" w:hAnsi="David"/>
-          <w:rtl/>
-        </w:rPr>
-        <w:t xml:space="preserve">. הקרדיט מופיע בכיתוב של האיור וברשימת המקורות.</w:t>
-      </w:r>
-    </w:p>
-    <w:p>
-      <w:pPr>
-        <w:bidi/>
-      </w:pPr>
-      <w:r>
-        <w:rPr>
-          <w:rFonts w:ascii="David" w:cs="David" w:eastAsia="David" w:hAnsi="David"/>
-          <w:rtl/>
-        </w:rPr>
-        <w:t xml:space="preserve">את הדיון, המסקנות והרפלקציה כתבתי בעצמי. השאלות ששאלתי את הבינה מופיעות בנספח ב.</w:t>
-      </w:r>
-    </w:p>
-    <w:p>
-      <w:pPr>
-        <w:pStyle w:val="Heading2"/>
-        <w:bidi/>
-      </w:pPr>
-      <w:r>
-        <w:rPr>
-          <w:rFonts w:ascii="David" w:cs="David" w:eastAsia="David" w:hAnsi="David"/>
-          <w:rtl/>
-        </w:rPr>
-        <w:t xml:space="preserve">1.1 הגדרת הבעיה והמודל התיאורטי</w:t>
-      </w:r>
-    </w:p>
-    <w:p>
-      <w:pPr>
         <w:pStyle w:val="ListParagraph"/>
         <w:numPr>
           <w:ilvl w:val="0"/>
@@ -1310,16 +1099,6 @@
       <w:r>
         <w:rPr>
           <w:rFonts w:ascii="David" w:cs="David" w:eastAsia="David" w:hAnsi="David"/>
-          <w:color w:val="1F4E79"/>
-          <w:sz w:val="20"/>
-          <w:szCs w:val="20"/>
-          <w:rtl/>
-        </w:rPr>
-        <w:t xml:space="preserve">מגדירים את הנושא ואת המושגים העיקריים, מציגים את </w:t>
-      </w:r>
-      <w:r>
-        <w:rPr>
-          <w:rFonts w:ascii="David" w:cs="David" w:eastAsia="David" w:hAnsi="David"/>
           <w:b/>
           <w:bCs/>
           <w:color w:val="1F4E79"/>
@@ -1327,39 +1106,228 @@
           <w:szCs w:val="20"/>
           <w:rtl/>
         </w:rPr>
-        <w:t xml:space="preserve">הבעיה האלגוריתמית</w:t>
-      </w:r>
-      <w:r>
-        <w:rPr>
-          <w:rFonts w:ascii="David" w:cs="David" w:eastAsia="David" w:hAnsi="David"/>
-          <w:color w:val="1F4E79"/>
-          <w:sz w:val="20"/>
-          <w:szCs w:val="20"/>
-          <w:rtl/>
-        </w:rPr>
-        <w:t xml:space="preserve"> ואת </w:t>
-      </w:r>
+        <w:t xml:space="preserve">בינה מלאכותית היא לא מקור.</w:t>
+      </w:r>
+      <w:r>
+        <w:rPr>
+          <w:rFonts w:ascii="David" w:cs="David" w:eastAsia="David" w:hAnsi="David"/>
+          <w:color w:val="1F4E79"/>
+          <w:sz w:val="20"/>
+          <w:szCs w:val="20"/>
+          <w:rtl/>
+        </w:rPr>
+        <w:t xml:space="preserve"> לא מצטטים אותה ולא מפנים אליה בגוף העבודה. כל מידע מגיע ממאמר או מאתר שמופיעים ברשימת המקורות.</w:t>
+      </w:r>
+    </w:p>
+    <w:p>
+      <w:pPr>
+        <w:bidi/>
+        <w:spacing w:after="60" w:before="0" w:line="240"/>
+      </w:pPr>
+    </w:p>
+    <w:p>
+      <w:pPr>
+        <w:bidi/>
+      </w:pPr>
+      <w:r>
+        <w:rPr>
+          <w:rFonts w:ascii="David" w:cs="David" w:eastAsia="David" w:hAnsi="David"/>
+          <w:rtl/>
+        </w:rPr>
+        <w:t xml:space="preserve">בעבודה זו נעזרתי בכלי בינה מלאכותית (</w:t>
+      </w:r>
+      <w:r>
+        <w:rPr>
+          <w:rFonts w:ascii="David" w:cs="David" w:eastAsia="David" w:hAnsi="David"/>
+          <w:highlight w:val="yellow"/>
+          <w:rtl/>
+        </w:rPr>
+        <w:t xml:space="preserve">[שם הכלי, למשל ChatGPT, Gemini או Perplexity]</w:t>
+      </w:r>
+      <w:r>
+        <w:rPr>
+          <w:rFonts w:ascii="David" w:cs="David" w:eastAsia="David" w:hAnsi="David"/>
+          <w:rtl/>
+        </w:rPr>
+        <w:t xml:space="preserve">) בדרכים הבאות:</w:t>
+      </w:r>
+    </w:p>
+    <w:p>
+      <w:pPr>
+        <w:bidi/>
+      </w:pPr>
       <w:r>
         <w:rPr>
           <w:rFonts w:ascii="David" w:cs="David" w:eastAsia="David" w:hAnsi="David"/>
           <w:b/>
           <w:bCs/>
-          <w:color w:val="1F4E79"/>
-          <w:sz w:val="20"/>
-          <w:szCs w:val="20"/>
-          <w:rtl/>
-        </w:rPr>
-        <w:t xml:space="preserve">המודל התיאורטי</w:t>
-      </w:r>
-      <w:r>
-        <w:rPr>
-          <w:rFonts w:ascii="David" w:cs="David" w:eastAsia="David" w:hAnsi="David"/>
-          <w:color w:val="1F4E79"/>
-          <w:sz w:val="20"/>
-          <w:szCs w:val="20"/>
-          <w:rtl/>
-        </w:rPr>
-        <w:t xml:space="preserve">.</w:t>
+          <w:rtl/>
+        </w:rPr>
+        <w:t xml:space="preserve">איתור מאמרים:</w:t>
+      </w:r>
+      <w:r>
+        <w:rPr>
+          <w:rFonts w:ascii="David" w:cs="David" w:eastAsia="David" w:hAnsi="David"/>
+          <w:rtl/>
+        </w:rPr>
+        <w:t xml:space="preserve"> השתמשתי ב</w:t>
+      </w:r>
+      <w:r>
+        <w:rPr>
+          <w:rFonts w:ascii="David" w:cs="David" w:eastAsia="David" w:hAnsi="David"/>
+          <w:highlight w:val="yellow"/>
+          <w:rtl/>
+        </w:rPr>
+        <w:t xml:space="preserve">[שם הכלי]</w:t>
+      </w:r>
+      <w:r>
+        <w:rPr>
+          <w:rFonts w:ascii="David" w:cs="David" w:eastAsia="David" w:hAnsi="David"/>
+          <w:rtl/>
+        </w:rPr>
+        <w:t xml:space="preserve"> כדי למצוא מאמרים בנושא </w:t>
+      </w:r>
+      <w:r>
+        <w:rPr>
+          <w:rFonts w:ascii="David" w:cs="David" w:eastAsia="David" w:hAnsi="David"/>
+          <w:highlight w:val="yellow"/>
+          <w:rtl/>
+        </w:rPr>
+        <w:t xml:space="preserve">[...]</w:t>
+      </w:r>
+      <w:r>
+        <w:rPr>
+          <w:rFonts w:ascii="David" w:cs="David" w:eastAsia="David" w:hAnsi="David"/>
+          <w:rtl/>
+        </w:rPr>
+        <w:t xml:space="preserve">. את המאמרים קראתי בעצמי. כל עובדה בעבודה מבוססת על מאמר שמופיע ברשימת המקורות, ולא על תשובה של הבינה.</w:t>
+      </w:r>
+    </w:p>
+    <w:p>
+      <w:pPr>
+        <w:bidi/>
+      </w:pPr>
+      <w:r>
+        <w:rPr>
+          <w:rFonts w:ascii="David" w:cs="David" w:eastAsia="David" w:hAnsi="David"/>
+          <w:b/>
+          <w:bCs/>
+          <w:rtl/>
+        </w:rPr>
+        <w:t xml:space="preserve">עזרה בניסוח:</w:t>
+      </w:r>
+      <w:r>
+        <w:rPr>
+          <w:rFonts w:ascii="David" w:cs="David" w:eastAsia="David" w:hAnsi="David"/>
+          <w:rtl/>
+        </w:rPr>
+        <w:t xml:space="preserve"> נעזרתי ב</w:t>
+      </w:r>
+      <w:r>
+        <w:rPr>
+          <w:rFonts w:ascii="David" w:cs="David" w:eastAsia="David" w:hAnsi="David"/>
+          <w:highlight w:val="yellow"/>
+          <w:rtl/>
+        </w:rPr>
+        <w:t xml:space="preserve">[שם הכלי]</w:t>
+      </w:r>
+      <w:r>
+        <w:rPr>
+          <w:rFonts w:ascii="David" w:cs="David" w:eastAsia="David" w:hAnsi="David"/>
+          <w:rtl/>
+        </w:rPr>
+        <w:t xml:space="preserve"> לשיפור הניסוח של </w:t>
+      </w:r>
+      <w:r>
+        <w:rPr>
+          <w:rFonts w:ascii="David" w:cs="David" w:eastAsia="David" w:hAnsi="David"/>
+          <w:highlight w:val="yellow"/>
+          <w:rtl/>
+        </w:rPr>
+        <w:t xml:space="preserve">[פרקים או פסקאות]</w:t>
+      </w:r>
+      <w:r>
+        <w:rPr>
+          <w:rFonts w:ascii="David" w:cs="David" w:eastAsia="David" w:hAnsi="David"/>
+          <w:rtl/>
+        </w:rPr>
+        <w:t xml:space="preserve">. התוכן, הנתונים והמסקנות שלי.</w:t>
+      </w:r>
+    </w:p>
+    <w:p>
+      <w:pPr>
+        <w:bidi/>
+      </w:pPr>
+      <w:r>
+        <w:rPr>
+          <w:rFonts w:ascii="David" w:cs="David" w:eastAsia="David" w:hAnsi="David"/>
+          <w:b/>
+          <w:bCs/>
+          <w:rtl/>
+        </w:rPr>
+        <w:t xml:space="preserve">יצירת תרשימים:</w:t>
+      </w:r>
+      <w:r>
+        <w:rPr>
+          <w:rFonts w:ascii="David" w:cs="David" w:eastAsia="David" w:hAnsi="David"/>
+          <w:rtl/>
+        </w:rPr>
+        <w:t xml:space="preserve"> </w:t>
+      </w:r>
+      <w:r>
+        <w:rPr>
+          <w:rFonts w:ascii="David" w:cs="David" w:eastAsia="David" w:hAnsi="David"/>
+          <w:highlight w:val="yellow"/>
+          <w:rtl/>
+        </w:rPr>
+        <w:t xml:space="preserve">[איור ...]</w:t>
+      </w:r>
+      <w:r>
+        <w:rPr>
+          <w:rFonts w:ascii="David" w:cs="David" w:eastAsia="David" w:hAnsi="David"/>
+          <w:rtl/>
+        </w:rPr>
+        <w:t xml:space="preserve"> נוצר בעזרת </w:t>
+      </w:r>
+      <w:r>
+        <w:rPr>
+          <w:rFonts w:ascii="David" w:cs="David" w:eastAsia="David" w:hAnsi="David"/>
+          <w:highlight w:val="yellow"/>
+          <w:rtl/>
+        </w:rPr>
+        <w:t xml:space="preserve">[שם הכלי]</w:t>
+      </w:r>
+      <w:r>
+        <w:rPr>
+          <w:rFonts w:ascii="David" w:cs="David" w:eastAsia="David" w:hAnsi="David"/>
+          <w:rtl/>
+        </w:rPr>
+        <w:t xml:space="preserve">. הקרדיט מופיע בכיתוב של האיור.</w:t>
+      </w:r>
+    </w:p>
+    <w:p>
+      <w:pPr>
+        <w:bidi/>
+      </w:pPr>
+      <w:r>
+        <w:rPr>
+          <w:rFonts w:ascii="David" w:cs="David" w:eastAsia="David" w:hAnsi="David"/>
+          <w:rtl/>
+        </w:rPr>
+        <w:t xml:space="preserve">את הדיון, המסקנות והרפלקציה כתבתי בעצמי. השאלות ששאלתי את הבינה מופיעות בנספח ב.</w:t>
+      </w:r>
+    </w:p>
+    <w:p>
+      <w:pPr>
+        <w:pStyle w:val="Heading2"/>
+        <w:bidi/>
+      </w:pPr>
+      <w:r>
+        <w:rPr>
+          <w:rFonts w:ascii="David" w:cs="David" w:eastAsia="David" w:hAnsi="David"/>
+          <w:rtl/>
+        </w:rPr>
+        <w:t xml:space="preserve">1.1 הגדרת הבעיה והמודל התיאורטי</w:t>
       </w:r>
     </w:p>
     <w:p>
@@ -1387,7 +1355,51 @@
           <w:szCs w:val="20"/>
           <w:rtl/>
         </w:rPr>
-        <w:t xml:space="preserve">מסבירים את התרומה של הנושא לגוף הידע ואת הרלוונטיות שלו לעולם מדעי המחשב. הרציונל מבוסס על מקורות, עם הפניות.</w:t>
+        <w:t xml:space="preserve">מגדירים את הנושא ואת המושגים העיקריים, מציגים את </w:t>
+      </w:r>
+      <w:r>
+        <w:rPr>
+          <w:rFonts w:ascii="David" w:cs="David" w:eastAsia="David" w:hAnsi="David"/>
+          <w:b/>
+          <w:bCs/>
+          <w:color w:val="1F4E79"/>
+          <w:sz w:val="20"/>
+          <w:szCs w:val="20"/>
+          <w:rtl/>
+        </w:rPr>
+        <w:t xml:space="preserve">הבעיה האלגוריתמית</w:t>
+      </w:r>
+      <w:r>
+        <w:rPr>
+          <w:rFonts w:ascii="David" w:cs="David" w:eastAsia="David" w:hAnsi="David"/>
+          <w:color w:val="1F4E79"/>
+          <w:sz w:val="20"/>
+          <w:szCs w:val="20"/>
+          <w:rtl/>
+        </w:rPr>
+        <w:t xml:space="preserve"> ואת </w:t>
+      </w:r>
+      <w:r>
+        <w:rPr>
+          <w:rFonts w:ascii="David" w:cs="David" w:eastAsia="David" w:hAnsi="David"/>
+          <w:b/>
+          <w:bCs/>
+          <w:color w:val="1F4E79"/>
+          <w:sz w:val="20"/>
+          <w:szCs w:val="20"/>
+          <w:rtl/>
+        </w:rPr>
+        <w:t xml:space="preserve">המודל התיאורטי</w:t>
+      </w:r>
+      <w:r>
+        <w:rPr>
+          <w:rFonts w:ascii="David" w:cs="David" w:eastAsia="David" w:hAnsi="David"/>
+          <w:color w:val="1F4E79"/>
+          <w:sz w:val="20"/>
+          <w:szCs w:val="20"/>
+          <w:rtl/>
+        </w:rPr>
+        <w:t xml:space="preserve">.</w:t>
       </w:r>
     </w:p>
     <w:p>
@@ -1415,134 +1427,7 @@
           <w:szCs w:val="20"/>
           <w:rtl/>
         </w:rPr>
-        <w:t xml:space="preserve">בתמצית ובכתיבה מהודקת: שדה המחקר, הבעיה, הפתרון המוצע והיעד.</w:t>
-      </w:r>
-    </w:p>
-    <w:p>
-      <w:pPr>
-        <w:bidi/>
-        <w:spacing w:after="60" w:before="0" w:line="240"/>
-      </w:pPr>
-    </w:p>
-    <w:p>
-      <w:pPr>
-        <w:bidi/>
-      </w:pPr>
-      <w:r>
-        <w:rPr>
-          <w:rFonts w:ascii="David" w:cs="David" w:eastAsia="David" w:hAnsi="David"/>
-          <w:highlight w:val="yellow"/>
-          <w:rtl/>
-        </w:rPr>
-        <w:t xml:space="preserve">[הרקע והבעיה]</w:t>
-      </w:r>
-    </w:p>
-    <w:p>
-      <w:pPr>
-        <w:keepNext/>
-        <w:pBdr>
-          <w:top w:val="dashed" w:color="A6A6A6" w:sz="6" w:space="8"/>
-          <w:left w:val="dashed" w:color="A6A6A6" w:sz="6" w:space="8"/>
-          <w:bottom w:val="dashed" w:color="A6A6A6" w:sz="6" w:space="8"/>
-          <w:right w:val="dashed" w:color="A6A6A6" w:sz="6" w:space="8"/>
-        </w:pBdr>
-        <w:bidi/>
-        <w:spacing w:after="60" w:before="240"/>
-        <w:jc w:val="center"/>
-      </w:pPr>
-      <w:r>
-        <w:br/>
-        <w:br/>
-        <w:t xml:space="preserve"/>
-      </w:r>
-      <w:r>
-        <w:rPr>
-          <w:rFonts w:ascii="David" w:cs="David" w:eastAsia="David" w:hAnsi="David"/>
-          <w:color w:val="7F7F7F"/>
-          <w:highlight w:val="yellow"/>
-          <w:rtl/>
-        </w:rPr>
-        <w:t xml:space="preserve">[תמונה מייצגת של הנושא]</w:t>
-      </w:r>
-      <w:r>
-        <w:br/>
-        <w:br/>
-        <w:t xml:space="preserve"/>
-      </w:r>
-    </w:p>
-    <w:p>
-      <w:pPr>
-        <w:keepNext w:val="false"/>
-        <w:bidi/>
-        <w:spacing w:after="240" w:before="60" w:line="276"/>
-        <w:jc w:val="center"/>
-      </w:pPr>
-      <w:r>
-        <w:rPr>
-          <w:rFonts w:ascii="David" w:cs="David" w:eastAsia="David" w:hAnsi="David"/>
-          <w:b/>
-          <w:bCs/>
-          <w:sz w:val="20"/>
-          <w:szCs w:val="20"/>
-          <w:rtl/>
-        </w:rPr>
-        <w:t xml:space="preserve">איור 1.</w:t>
-      </w:r>
-      <w:r>
-        <w:rPr>
-          <w:rFonts w:ascii="David" w:cs="David" w:eastAsia="David" w:hAnsi="David"/>
-          <w:sz w:val="20"/>
-          <w:szCs w:val="20"/>
-          <w:rtl/>
-        </w:rPr>
-        <w:t xml:space="preserve">‏ </w:t>
-      </w:r>
-      <w:r>
-        <w:rPr>
-          <w:rFonts w:ascii="David" w:cs="David" w:eastAsia="David" w:hAnsi="David"/>
-          <w:sz w:val="20"/>
-          <w:szCs w:val="20"/>
-          <w:rtl/>
-        </w:rPr>
-        <w:t xml:space="preserve">המודל התיאורטי: </w:t>
-      </w:r>
-      <w:r>
-        <w:rPr>
-          <w:rFonts w:ascii="David" w:cs="David" w:eastAsia="David" w:hAnsi="David"/>
-          <w:sz w:val="20"/>
-          <w:szCs w:val="20"/>
-          <w:highlight w:val="yellow"/>
-          <w:rtl/>
-        </w:rPr>
-        <w:t xml:space="preserve">[הבעיה האלגוריתמית בתרשים]</w:t>
-      </w:r>
-      <w:r>
-        <w:rPr>
-          <w:rFonts w:ascii="David" w:cs="David" w:eastAsia="David" w:hAnsi="David"/>
-          <w:sz w:val="20"/>
-          <w:szCs w:val="20"/>
-          <w:rtl/>
-        </w:rPr>
-        <w:t xml:space="preserve"> (עיבוד לפי </w:t>
-      </w:r>
-      <w:r>
-        <w:rPr>
-          <w:rFonts w:ascii="David" w:cs="David" w:eastAsia="David" w:hAnsi="David"/>
-          <w:sz w:val="20"/>
-          <w:szCs w:val="20"/>
-          <w:highlight w:val="yellow"/>
-          <w:rtl/>
-        </w:rPr>
-        <w:t xml:space="preserve">[מקור]</w:t>
-      </w:r>
-      <w:r>
-        <w:rPr>
-          <w:rFonts w:ascii="David" w:cs="David" w:eastAsia="David" w:hAnsi="David"/>
-          <w:sz w:val="20"/>
-          <w:szCs w:val="20"/>
-          <w:rtl/>
-        </w:rPr>
-        <w:t xml:space="preserve">, 2023).</w:t>
+        <w:t xml:space="preserve">מסבירים את התרומה של הנושא לגוף הידע ואת הרלוונטיות שלו לעולם מדעי המחשב. הרציונל מבוסס על מקורות, עם הפניות.</w:t>
       </w:r>
     </w:p>
     <w:p>
@@ -1570,29 +1455,134 @@
           <w:szCs w:val="20"/>
           <w:rtl/>
         </w:rPr>
-        <w:t xml:space="preserve">כל איור (תמונה, גרף או תרשים) מקבל מספר וכותרת </w:t>
-      </w:r>
+        <w:t xml:space="preserve">בתמצית ובכתיבה מהודקת: שדה המחקר, הבעיה, הפתרון המוצע והיעד.</w:t>
+      </w:r>
+    </w:p>
+    <w:p>
+      <w:pPr>
+        <w:bidi/>
+        <w:spacing w:after="60" w:before="0" w:line="240"/>
+      </w:pPr>
+    </w:p>
+    <w:p>
+      <w:pPr>
+        <w:bidi/>
+      </w:pPr>
+      <w:r>
+        <w:rPr>
+          <w:rFonts w:ascii="David" w:cs="David" w:eastAsia="David" w:hAnsi="David"/>
+          <w:highlight w:val="yellow"/>
+          <w:rtl/>
+        </w:rPr>
+        <w:t xml:space="preserve">[הרקע והבעיה]</w:t>
+      </w:r>
+    </w:p>
+    <w:p>
+      <w:pPr>
+        <w:keepNext/>
+        <w:pBdr>
+          <w:top w:val="dashed" w:color="A6A6A6" w:sz="6" w:space="8"/>
+          <w:left w:val="dashed" w:color="A6A6A6" w:sz="6" w:space="8"/>
+          <w:bottom w:val="dashed" w:color="A6A6A6" w:sz="6" w:space="8"/>
+          <w:right w:val="dashed" w:color="A6A6A6" w:sz="6" w:space="8"/>
+        </w:pBdr>
+        <w:bidi/>
+        <w:spacing w:after="60" w:before="240"/>
+        <w:jc w:val="center"/>
+      </w:pPr>
+      <w:r>
+        <w:br/>
+        <w:br/>
+        <w:t xml:space="preserve"/>
+      </w:r>
+      <w:r>
+        <w:rPr>
+          <w:rFonts w:ascii="David" w:cs="David" w:eastAsia="David" w:hAnsi="David"/>
+          <w:color w:val="7F7F7F"/>
+          <w:highlight w:val="yellow"/>
+          <w:rtl/>
+        </w:rPr>
+        <w:t xml:space="preserve">[תמונה מייצגת של הנושא]</w:t>
+      </w:r>
+      <w:r>
+        <w:br/>
+        <w:br/>
+        <w:t xml:space="preserve"/>
+      </w:r>
+    </w:p>
+    <w:p>
+      <w:pPr>
+        <w:keepNext w:val="false"/>
+        <w:bidi/>
+        <w:spacing w:after="240" w:before="60" w:line="276"/>
+        <w:jc w:val="center"/>
+      </w:pPr>
       <w:r>
         <w:rPr>
           <w:rFonts w:ascii="David" w:cs="David" w:eastAsia="David" w:hAnsi="David"/>
           <w:b/>
           <w:bCs/>
-          <w:color w:val="1F4E79"/>
-          <w:sz w:val="20"/>
-          <w:szCs w:val="20"/>
-          <w:rtl/>
-        </w:rPr>
-        <w:t xml:space="preserve">מתחתיו</w:t>
-      </w:r>
-      <w:r>
-        <w:rPr>
-          <w:rFonts w:ascii="David" w:cs="David" w:eastAsia="David" w:hAnsi="David"/>
-          <w:color w:val="1F4E79"/>
-          <w:sz w:val="20"/>
-          <w:szCs w:val="20"/>
-          <w:rtl/>
-        </w:rPr>
-        <w:t xml:space="preserve">, ובסוגריים את המקור.</w:t>
+          <w:sz w:val="20"/>
+          <w:szCs w:val="20"/>
+          <w:rtl/>
+        </w:rPr>
+        <w:t xml:space="preserve">איור 1.</w:t>
+      </w:r>
+      <w:r>
+        <w:rPr>
+          <w:rFonts w:ascii="David" w:cs="David" w:eastAsia="David" w:hAnsi="David"/>
+          <w:sz w:val="20"/>
+          <w:szCs w:val="20"/>
+          <w:rtl/>
+        </w:rPr>
+        <w:t xml:space="preserve">‏ </w:t>
+      </w:r>
+      <w:r>
+        <w:rPr>
+          <w:rFonts w:ascii="David" w:cs="David" w:eastAsia="David" w:hAnsi="David"/>
+          <w:sz w:val="20"/>
+          <w:szCs w:val="20"/>
+          <w:rtl/>
+        </w:rPr>
+        <w:t xml:space="preserve">המודל התיאורטי: </w:t>
+      </w:r>
+      <w:r>
+        <w:rPr>
+          <w:rFonts w:ascii="David" w:cs="David" w:eastAsia="David" w:hAnsi="David"/>
+          <w:sz w:val="20"/>
+          <w:szCs w:val="20"/>
+          <w:highlight w:val="yellow"/>
+          <w:rtl/>
+        </w:rPr>
+        <w:t xml:space="preserve">[הבעיה האלגוריתמית בתרשים]</w:t>
+      </w:r>
+      <w:r>
+        <w:rPr>
+          <w:rFonts w:ascii="David" w:cs="David" w:eastAsia="David" w:hAnsi="David"/>
+          <w:sz w:val="20"/>
+          <w:szCs w:val="20"/>
+          <w:rtl/>
+        </w:rPr>
+        <w:t xml:space="preserve"> (עיבוד לפי </w:t>
+      </w:r>
+      <w:r>
+        <w:rPr>
+          <w:rFonts w:ascii="David" w:cs="David" w:eastAsia="David" w:hAnsi="David"/>
+          <w:sz w:val="20"/>
+          <w:szCs w:val="20"/>
+          <w:highlight w:val="yellow"/>
+          <w:rtl/>
+        </w:rPr>
+        <w:t xml:space="preserve">[מקור]</w:t>
+      </w:r>
+      <w:r>
+        <w:rPr>
+          <w:rFonts w:ascii="David" w:cs="David" w:eastAsia="David" w:hAnsi="David"/>
+          <w:sz w:val="20"/>
+          <w:szCs w:val="20"/>
+          <w:rtl/>
+        </w:rPr>
+        <w:t xml:space="preserve">, 2023).</w:t>
       </w:r>
     </w:p>
     <w:p>
@@ -1620,7 +1610,29 @@
           <w:szCs w:val="20"/>
           <w:rtl/>
         </w:rPr>
-        <w:t xml:space="preserve">המספור רץ לאורך כל העבודה: איור 1, איור 2, וכן הלאה. לטבלאות יש מספור נפרד.</w:t>
+        <w:t xml:space="preserve">כל איור (תמונה, גרף או תרשים) מקבל מספר וכותרת </w:t>
+      </w:r>
+      <w:r>
+        <w:rPr>
+          <w:rFonts w:ascii="David" w:cs="David" w:eastAsia="David" w:hAnsi="David"/>
+          <w:b/>
+          <w:bCs/>
+          <w:color w:val="1F4E79"/>
+          <w:sz w:val="20"/>
+          <w:szCs w:val="20"/>
+          <w:rtl/>
+        </w:rPr>
+        <w:t xml:space="preserve">מתחתיו</w:t>
+      </w:r>
+      <w:r>
+        <w:rPr>
+          <w:rFonts w:ascii="David" w:cs="David" w:eastAsia="David" w:hAnsi="David"/>
+          <w:color w:val="1F4E79"/>
+          <w:sz w:val="20"/>
+          <w:szCs w:val="20"/>
+          <w:rtl/>
+        </w:rPr>
+        <w:t xml:space="preserve">, ובסוגריים את המקור.</w:t>
       </w:r>
     </w:p>
     <w:p>
@@ -1648,7 +1660,7 @@
           <w:szCs w:val="20"/>
           <w:rtl/>
         </w:rPr>
-        <w:t xml:space="preserve">תמונה שצילמתם בעצמכם — עם תאריך הצילום. תרשים שנוצר בבינה מלאכותית — עם שם הכלי.</w:t>
+        <w:t xml:space="preserve">המספור רץ לאורך כל העבודה: איור 1, איור 2, וכן הלאה. לטבלאות יש מספור נפרד.</w:t>
       </w:r>
     </w:p>
     <w:p>
@@ -1676,154 +1688,7 @@
           <w:szCs w:val="20"/>
           <w:rtl/>
         </w:rPr>
-        <w:t xml:space="preserve">במדעי המחשב זו </w:t>
-      </w:r>
-      <w:r>
-        <w:rPr>
-          <w:rFonts w:ascii="David" w:cs="David" w:eastAsia="David" w:hAnsi="David"/>
-          <w:b/>
-          <w:bCs/>
-          <w:color w:val="1F4E79"/>
-          <w:sz w:val="20"/>
-          <w:szCs w:val="20"/>
-          <w:rtl/>
-        </w:rPr>
-        <w:t xml:space="preserve">חובה מפורשת</w:t>
-      </w:r>
-      <w:r>
-        <w:rPr>
-          <w:rFonts w:ascii="David" w:cs="David" w:eastAsia="David" w:hAnsi="David"/>
-          <w:color w:val="1F4E79"/>
-          <w:sz w:val="20"/>
-          <w:szCs w:val="20"/>
-          <w:rtl/>
-        </w:rPr>
-        <w:t xml:space="preserve">: קרדיט עם ציון המקור לצד </w:t>
-      </w:r>
-      <w:r>
-        <w:rPr>
-          <w:rFonts w:ascii="David" w:cs="David" w:eastAsia="David" w:hAnsi="David"/>
-          <w:b/>
-          <w:bCs/>
-          <w:color w:val="1F4E79"/>
-          <w:sz w:val="20"/>
-          <w:szCs w:val="20"/>
-          <w:rtl/>
-        </w:rPr>
-        <w:t xml:space="preserve">כל</w:t>
-      </w:r>
-      <w:r>
-        <w:rPr>
-          <w:rFonts w:ascii="David" w:cs="David" w:eastAsia="David" w:hAnsi="David"/>
-          <w:color w:val="1F4E79"/>
-          <w:sz w:val="20"/>
-          <w:szCs w:val="20"/>
-          <w:rtl/>
-        </w:rPr>
-        <w:t xml:space="preserve"> תרשים, טבלה, איור, תמונה או גרף. גם לתרשים שיצרתם בעצמכם כותבים שזה עיבוד שלכם.</w:t>
-      </w:r>
-    </w:p>
-    <w:p>
-      <w:pPr>
-        <w:bidi/>
-        <w:spacing w:after="60" w:before="0" w:line="240"/>
-      </w:pPr>
-    </w:p>
-    <w:p>
-      <w:pPr>
-        <w:pStyle w:val="Heading2"/>
-        <w:bidi/>
-      </w:pPr>
-      <w:r>
-        <w:rPr>
-          <w:rFonts w:ascii="David" w:cs="David" w:eastAsia="David" w:hAnsi="David"/>
-          <w:rtl/>
-        </w:rPr>
-        <w:t xml:space="preserve">1.2 מטרות העבודה</w:t>
-      </w:r>
-    </w:p>
-    <w:p>
-      <w:pPr>
-        <w:pBdr>
-          <w:top w:val="single" w:color="9DC3E6" w:sz="4" w:space="4"/>
-          <w:left w:val="single" w:color="9DC3E6" w:sz="4" w:space="4"/>
-          <w:bottom w:val="single" w:color="9DC3E6" w:sz="4" w:space="4"/>
-          <w:right w:val="single" w:color="9DC3E6" w:sz="4" w:space="4"/>
-        </w:pBdr>
-        <w:shd w:fill="E8F1FA" w:color="auto" w:val="clear"/>
-        <w:bidi/>
-        <w:spacing w:after="0" w:before="0" w:line="276"/>
-      </w:pPr>
-      <w:r>
-        <w:rPr>
-          <w:rFonts w:ascii="David" w:cs="David" w:eastAsia="David" w:hAnsi="David"/>
-          <w:color w:val="1F4E79"/>
-          <w:sz w:val="20"/>
-          <w:szCs w:val="20"/>
-          <w:rtl/>
-        </w:rPr>
-        <w:t xml:space="preserve">מטרה כללית אחת, ועוד שתיים או שלוש מטרות ספציפיות שאפשר למדוד. כל מטרה מתחילה בפועל: לפתח, לממש, להשוות, למדוד.</w:t>
-      </w:r>
-    </w:p>
-    <w:p>
-      <w:pPr>
-        <w:bidi/>
-        <w:spacing w:after="60" w:before="0" w:line="240"/>
-      </w:pPr>
-    </w:p>
-    <w:p>
-      <w:pPr>
-        <w:bidi/>
-      </w:pPr>
-      <w:r>
-        <w:rPr>
-          <w:rFonts w:ascii="David" w:cs="David" w:eastAsia="David" w:hAnsi="David"/>
-          <w:rtl/>
-        </w:rPr>
-        <w:t xml:space="preserve">מטרת העבודה היא לפתח </w:t>
-      </w:r>
-      <w:r>
-        <w:rPr>
-          <w:rFonts w:ascii="David" w:cs="David" w:eastAsia="David" w:hAnsi="David"/>
-          <w:highlight w:val="yellow"/>
-          <w:rtl/>
-        </w:rPr>
-        <w:t xml:space="preserve">[...]</w:t>
-      </w:r>
-      <w:r>
-        <w:rPr>
-          <w:rFonts w:ascii="David" w:cs="David" w:eastAsia="David" w:hAnsi="David"/>
-          <w:rtl/>
-        </w:rPr>
-        <w:t xml:space="preserve"> ולבדוק </w:t>
-      </w:r>
-      <w:r>
-        <w:rPr>
-          <w:rFonts w:ascii="David" w:cs="David" w:eastAsia="David" w:hAnsi="David"/>
-          <w:highlight w:val="yellow"/>
-          <w:rtl/>
-        </w:rPr>
-        <w:t xml:space="preserve">[...]</w:t>
-      </w:r>
-      <w:r>
-        <w:rPr>
-          <w:rFonts w:ascii="David" w:cs="David" w:eastAsia="David" w:hAnsi="David"/>
-          <w:rtl/>
-        </w:rPr>
-        <w:t xml:space="preserve">.</w:t>
-      </w:r>
-    </w:p>
-    <w:p>
-      <w:pPr>
-        <w:pStyle w:val="Heading2"/>
-        <w:bidi/>
-      </w:pPr>
-      <w:r>
-        <w:rPr>
-          <w:rFonts w:ascii="David" w:cs="David" w:eastAsia="David" w:hAnsi="David"/>
-          <w:rtl/>
-        </w:rPr>
-        <w:t xml:space="preserve">1.3 סקירת ספרות</w:t>
+        <w:t xml:space="preserve">תמונה שצילמתם בעצמכם — עם תאריך הצילום. תרשים שנוצר בבינה מלאכותית — עם שם הכלי.</w:t>
       </w:r>
     </w:p>
     <w:p>
@@ -1851,7 +1716,7 @@
           <w:szCs w:val="20"/>
           <w:rtl/>
         </w:rPr>
-        <w:t xml:space="preserve">כותבים </w:t>
+        <w:t xml:space="preserve">במדעי המחשב זו </w:t>
       </w:r>
       <w:r>
         <w:rPr>
@@ -1863,17 +1728,142 @@
           <w:szCs w:val="20"/>
           <w:rtl/>
         </w:rPr>
-        <w:t xml:space="preserve">"כמשפך"</w:t>
-      </w:r>
-      <w:r>
-        <w:rPr>
-          <w:rFonts w:ascii="David" w:cs="David" w:eastAsia="David" w:hAnsi="David"/>
-          <w:color w:val="1F4E79"/>
-          <w:sz w:val="20"/>
-          <w:szCs w:val="20"/>
-          <w:rtl/>
-        </w:rPr>
-        <w:t xml:space="preserve">: מהתובנות הכלליות של התחום, דרך המחקרים העדכניים והפרטניים, ועד הנקודה שבה המחקר נעצר ונפתח מקום לשאלה שלכם.</w:t>
+        <w:t xml:space="preserve">חובה מפורשת</w:t>
+      </w:r>
+      <w:r>
+        <w:rPr>
+          <w:rFonts w:ascii="David" w:cs="David" w:eastAsia="David" w:hAnsi="David"/>
+          <w:color w:val="1F4E79"/>
+          <w:sz w:val="20"/>
+          <w:szCs w:val="20"/>
+          <w:rtl/>
+        </w:rPr>
+        <w:t xml:space="preserve">: קרדיט עם ציון המקור לצד </w:t>
+      </w:r>
+      <w:r>
+        <w:rPr>
+          <w:rFonts w:ascii="David" w:cs="David" w:eastAsia="David" w:hAnsi="David"/>
+          <w:b/>
+          <w:bCs/>
+          <w:color w:val="1F4E79"/>
+          <w:sz w:val="20"/>
+          <w:szCs w:val="20"/>
+          <w:rtl/>
+        </w:rPr>
+        <w:t xml:space="preserve">כל</w:t>
+      </w:r>
+      <w:r>
+        <w:rPr>
+          <w:rFonts w:ascii="David" w:cs="David" w:eastAsia="David" w:hAnsi="David"/>
+          <w:color w:val="1F4E79"/>
+          <w:sz w:val="20"/>
+          <w:szCs w:val="20"/>
+          <w:rtl/>
+        </w:rPr>
+        <w:t xml:space="preserve"> תרשים, טבלה, איור, תמונה או גרף. גם לתרשים שיצרתם בעצמכם כותבים שזה עיבוד שלכם.</w:t>
+      </w:r>
+    </w:p>
+    <w:p>
+      <w:pPr>
+        <w:bidi/>
+        <w:spacing w:after="60" w:before="0" w:line="240"/>
+      </w:pPr>
+    </w:p>
+    <w:p>
+      <w:pPr>
+        <w:pStyle w:val="Heading2"/>
+        <w:bidi/>
+      </w:pPr>
+      <w:r>
+        <w:rPr>
+          <w:rFonts w:ascii="David" w:cs="David" w:eastAsia="David" w:hAnsi="David"/>
+          <w:rtl/>
+        </w:rPr>
+        <w:t xml:space="preserve">1.2 מטרות העבודה</w:t>
+      </w:r>
+    </w:p>
+    <w:p>
+      <w:pPr>
+        <w:pBdr>
+          <w:top w:val="single" w:color="9DC3E6" w:sz="4" w:space="4"/>
+          <w:left w:val="single" w:color="9DC3E6" w:sz="4" w:space="4"/>
+          <w:bottom w:val="single" w:color="9DC3E6" w:sz="4" w:space="4"/>
+          <w:right w:val="single" w:color="9DC3E6" w:sz="4" w:space="4"/>
+        </w:pBdr>
+        <w:shd w:fill="E8F1FA" w:color="auto" w:val="clear"/>
+        <w:bidi/>
+        <w:spacing w:after="0" w:before="0" w:line="276"/>
+      </w:pPr>
+      <w:r>
+        <w:rPr>
+          <w:rFonts w:ascii="David" w:cs="David" w:eastAsia="David" w:hAnsi="David"/>
+          <w:color w:val="1F4E79"/>
+          <w:sz w:val="20"/>
+          <w:szCs w:val="20"/>
+          <w:rtl/>
+        </w:rPr>
+        <w:t xml:space="preserve">מטרה כללית אחת, ועוד שתיים או שלוש מטרות ספציפיות שאפשר למדוד. כל מטרה מתחילה בפועל: לפתח, לממש, להשוות, למדוד.</w:t>
+      </w:r>
+    </w:p>
+    <w:p>
+      <w:pPr>
+        <w:bidi/>
+        <w:spacing w:after="60" w:before="0" w:line="240"/>
+      </w:pPr>
+    </w:p>
+    <w:p>
+      <w:pPr>
+        <w:bidi/>
+      </w:pPr>
+      <w:r>
+        <w:rPr>
+          <w:rFonts w:ascii="David" w:cs="David" w:eastAsia="David" w:hAnsi="David"/>
+          <w:rtl/>
+        </w:rPr>
+        <w:t xml:space="preserve">מטרת העבודה היא לפתח </w:t>
+      </w:r>
+      <w:r>
+        <w:rPr>
+          <w:rFonts w:ascii="David" w:cs="David" w:eastAsia="David" w:hAnsi="David"/>
+          <w:highlight w:val="yellow"/>
+          <w:rtl/>
+        </w:rPr>
+        <w:t xml:space="preserve">[...]</w:t>
+      </w:r>
+      <w:r>
+        <w:rPr>
+          <w:rFonts w:ascii="David" w:cs="David" w:eastAsia="David" w:hAnsi="David"/>
+          <w:rtl/>
+        </w:rPr>
+        <w:t xml:space="preserve"> ולבדוק </w:t>
+      </w:r>
+      <w:r>
+        <w:rPr>
+          <w:rFonts w:ascii="David" w:cs="David" w:eastAsia="David" w:hAnsi="David"/>
+          <w:highlight w:val="yellow"/>
+          <w:rtl/>
+        </w:rPr>
+        <w:t xml:space="preserve">[...]</w:t>
+      </w:r>
+      <w:r>
+        <w:rPr>
+          <w:rFonts w:ascii="David" w:cs="David" w:eastAsia="David" w:hAnsi="David"/>
+          <w:rtl/>
+        </w:rPr>
+        <w:t xml:space="preserve">.</w:t>
+      </w:r>
+    </w:p>
+    <w:p>
+      <w:pPr>
+        <w:pStyle w:val="Heading2"/>
+        <w:bidi/>
+      </w:pPr>
+      <w:r>
+        <w:rPr>
+          <w:rFonts w:ascii="David" w:cs="David" w:eastAsia="David" w:hAnsi="David"/>
+          <w:rtl/>
+        </w:rPr>
+        <w:t xml:space="preserve">1.3 סקירת ספרות</w:t>
       </w:r>
     </w:p>
     <w:p>
@@ -1896,6 +1886,16 @@
       <w:r>
         <w:rPr>
           <w:rFonts w:ascii="David" w:cs="David" w:eastAsia="David" w:hAnsi="David"/>
+          <w:color w:val="1F4E79"/>
+          <w:sz w:val="20"/>
+          <w:szCs w:val="20"/>
+          <w:rtl/>
+        </w:rPr>
+        <w:t xml:space="preserve">כותבים </w:t>
+      </w:r>
+      <w:r>
+        <w:rPr>
+          <w:rFonts w:ascii="David" w:cs="David" w:eastAsia="David" w:hAnsi="David"/>
           <w:b/>
           <w:bCs/>
           <w:color w:val="1F4E79"/>
@@ -1903,39 +1903,17 @@
           <w:szCs w:val="20"/>
           <w:rtl/>
         </w:rPr>
-        <w:t xml:space="preserve">כמעט כל פסקה</w:t>
-      </w:r>
-      <w:r>
-        <w:rPr>
-          <w:rFonts w:ascii="David" w:cs="David" w:eastAsia="David" w:hAnsi="David"/>
-          <w:color w:val="1F4E79"/>
-          <w:sz w:val="20"/>
-          <w:szCs w:val="20"/>
-          <w:rtl/>
-        </w:rPr>
-        <w:t xml:space="preserve"> מסתיימת בהפניה למקור, ורק למקורות </w:t>
-      </w:r>
-      <w:r>
-        <w:rPr>
-          <w:rFonts w:ascii="David" w:cs="David" w:eastAsia="David" w:hAnsi="David"/>
-          <w:b/>
-          <w:bCs/>
-          <w:color w:val="1F4E79"/>
-          <w:sz w:val="20"/>
-          <w:szCs w:val="20"/>
-          <w:rtl/>
-        </w:rPr>
-        <w:t xml:space="preserve">אקדמיים</w:t>
-      </w:r>
-      <w:r>
-        <w:rPr>
-          <w:rFonts w:ascii="David" w:cs="David" w:eastAsia="David" w:hAnsi="David"/>
-          <w:color w:val="1F4E79"/>
-          <w:sz w:val="20"/>
-          <w:szCs w:val="20"/>
-          <w:rtl/>
-        </w:rPr>
-        <w:t xml:space="preserve">.</w:t>
+        <w:t xml:space="preserve">"כמשפך"</w:t>
+      </w:r>
+      <w:r>
+        <w:rPr>
+          <w:rFonts w:ascii="David" w:cs="David" w:eastAsia="David" w:hAnsi="David"/>
+          <w:color w:val="1F4E79"/>
+          <w:sz w:val="20"/>
+          <w:szCs w:val="20"/>
+          <w:rtl/>
+        </w:rPr>
+        <w:t xml:space="preserve">: מהתובנות הכלליות של התחום, דרך המחקרים העדכניים והפרטניים, ועד הנקודה שבה המחקר נעצר ונפתח מקום לשאלה שלכם.</w:t>
       </w:r>
     </w:p>
     <w:p>
@@ -1958,12 +1936,46 @@
       <w:r>
         <w:rPr>
           <w:rFonts w:ascii="David" w:cs="David" w:eastAsia="David" w:hAnsi="David"/>
-          <w:color w:val="1F4E79"/>
-          <w:sz w:val="20"/>
-          <w:szCs w:val="20"/>
-          <w:rtl/>
-        </w:rPr>
-        <w:t xml:space="preserve">אם העבודה משלבת תחום נוסף (פיזיקה, ביולוגיה, חקלאות), מוסיפים סקירה גם מהתחום הזה.</w:t>
+          <w:b/>
+          <w:bCs/>
+          <w:color w:val="1F4E79"/>
+          <w:sz w:val="20"/>
+          <w:szCs w:val="20"/>
+          <w:rtl/>
+        </w:rPr>
+        <w:t xml:space="preserve">כמעט כל פסקה</w:t>
+      </w:r>
+      <w:r>
+        <w:rPr>
+          <w:rFonts w:ascii="David" w:cs="David" w:eastAsia="David" w:hAnsi="David"/>
+          <w:color w:val="1F4E79"/>
+          <w:sz w:val="20"/>
+          <w:szCs w:val="20"/>
+          <w:rtl/>
+        </w:rPr>
+        <w:t xml:space="preserve"> מסתיימת בהפניה למקור, ורק למקורות </w:t>
+      </w:r>
+      <w:r>
+        <w:rPr>
+          <w:rFonts w:ascii="David" w:cs="David" w:eastAsia="David" w:hAnsi="David"/>
+          <w:b/>
+          <w:bCs/>
+          <w:color w:val="1F4E79"/>
+          <w:sz w:val="20"/>
+          <w:szCs w:val="20"/>
+          <w:rtl/>
+        </w:rPr>
+        <w:t xml:space="preserve">אקדמיים</w:t>
+      </w:r>
+      <w:r>
+        <w:rPr>
+          <w:rFonts w:ascii="David" w:cs="David" w:eastAsia="David" w:hAnsi="David"/>
+          <w:color w:val="1F4E79"/>
+          <w:sz w:val="20"/>
+          <w:szCs w:val="20"/>
+          <w:rtl/>
+        </w:rPr>
+        <w:t xml:space="preserve">.</w:t>
       </w:r>
     </w:p>
     <w:p>
@@ -1991,36 +2003,8 @@
           <w:szCs w:val="20"/>
           <w:rtl/>
         </w:rPr>
-        <w:t xml:space="preserve">הסקירה היא </w:t>
-      </w:r>
-      <w:r>
-        <w:rPr>
-          <w:rFonts w:ascii="David" w:cs="David" w:eastAsia="David" w:hAnsi="David"/>
-          <w:b/>
-          <w:bCs/>
-          <w:color w:val="1F4E79"/>
-          <w:sz w:val="20"/>
-          <w:szCs w:val="20"/>
-          <w:rtl/>
-        </w:rPr>
-        <w:t xml:space="preserve">תוצר של למידה</w:t>
-      </w:r>
-      <w:r>
-        <w:rPr>
-          <w:rFonts w:ascii="David" w:cs="David" w:eastAsia="David" w:hAnsi="David"/>
-          <w:color w:val="1F4E79"/>
-          <w:sz w:val="20"/>
-          <w:szCs w:val="20"/>
-          <w:rtl/>
-        </w:rPr>
-        <w:t xml:space="preserve"> שכבר עשיתם, לא הבטחה ללמוד בהמשך.</w:t>
-      </w:r>
-    </w:p>
-    <w:p>
-      <w:pPr>
-        <w:bidi/>
-        <w:spacing w:after="60" w:before="0" w:line="240"/>
-      </w:pPr>
+        <w:t xml:space="preserve">אם העבודה משלבת תחום נוסף (פיזיקה, ביולוגיה, חקלאות), מוסיפים סקירה גם מהתחום הזה.</w:t>
+      </w:r>
     </w:p>
     <w:p>
       <w:pPr>
@@ -2047,8 +2031,36 @@
           <w:szCs w:val="20"/>
           <w:rtl/>
         </w:rPr>
-        <w:t xml:space="preserve">כותבים במילים שלכם. אסור להעתיק קטעים ממאמרים, מאתרים או מבינה מלאכותית.</w:t>
-      </w:r>
+        <w:t xml:space="preserve">הסקירה היא </w:t>
+      </w:r>
+      <w:r>
+        <w:rPr>
+          <w:rFonts w:ascii="David" w:cs="David" w:eastAsia="David" w:hAnsi="David"/>
+          <w:b/>
+          <w:bCs/>
+          <w:color w:val="1F4E79"/>
+          <w:sz w:val="20"/>
+          <w:szCs w:val="20"/>
+          <w:rtl/>
+        </w:rPr>
+        <w:t xml:space="preserve">תוצר של למידה</w:t>
+      </w:r>
+      <w:r>
+        <w:rPr>
+          <w:rFonts w:ascii="David" w:cs="David" w:eastAsia="David" w:hAnsi="David"/>
+          <w:color w:val="1F4E79"/>
+          <w:sz w:val="20"/>
+          <w:szCs w:val="20"/>
+          <w:rtl/>
+        </w:rPr>
+        <w:t xml:space="preserve"> שכבר עשיתם, לא הבטחה ללמוד בהמשך.</w:t>
+      </w:r>
+    </w:p>
+    <w:p>
+      <w:pPr>
+        <w:bidi/>
+        <w:spacing w:after="60" w:before="0" w:line="240"/>
+      </w:pPr>
     </w:p>
     <w:p>
       <w:pPr>
@@ -2075,7 +2087,7 @@
           <w:szCs w:val="20"/>
           <w:rtl/>
         </w:rPr>
-        <w:t xml:space="preserve">כל טענה עם הפניה למקור בסוגריים: (כהן, 2023) או (Smith et al., 2022).</w:t>
+        <w:t xml:space="preserve">כותבים במילים שלכם. אסור להעתיק קטעים ממאמרים, מאתרים או מבינה מלאכותית.</w:t>
       </w:r>
     </w:p>
     <w:p>
@@ -2103,29 +2115,7 @@
           <w:szCs w:val="20"/>
           <w:rtl/>
         </w:rPr>
-        <w:t xml:space="preserve">בינה מלאכותית יכולה לעזור </w:t>
-      </w:r>
-      <w:r>
-        <w:rPr>
-          <w:rFonts w:ascii="David" w:cs="David" w:eastAsia="David" w:hAnsi="David"/>
-          <w:b/>
-          <w:bCs/>
-          <w:color w:val="1F4E79"/>
-          <w:sz w:val="20"/>
-          <w:szCs w:val="20"/>
-          <w:rtl/>
-        </w:rPr>
-        <w:t xml:space="preserve">למצוא</w:t>
-      </w:r>
-      <w:r>
-        <w:rPr>
-          <w:rFonts w:ascii="David" w:cs="David" w:eastAsia="David" w:hAnsi="David"/>
-          <w:color w:val="1F4E79"/>
-          <w:sz w:val="20"/>
-          <w:szCs w:val="20"/>
-          <w:rtl/>
-        </w:rPr>
-        <w:t xml:space="preserve"> מאמרים. העובדות עצמן באות מהמאמרים: פותחים את המקור, בודקים שהוא קיים ושהוא אומר את מה שכתבתם. בינה ממציאה לפעמים מאמרים.</w:t>
+        <w:t xml:space="preserve">כל טענה עם הפניה למקור בסוגריים: (כהן, 2023) או (Smith et al., 2022).</w:t>
       </w:r>
     </w:p>
     <w:p>
@@ -2153,7 +2143,7 @@
           <w:szCs w:val="20"/>
           <w:rtl/>
         </w:rPr>
-        <w:t xml:space="preserve">איך עושים את זה צעד אחר צעד (איתור, קריאה עם בינה, מטריצת מקורות וכתיבה ממזגת): במדריך, בסעיף </w:t>
+        <w:t xml:space="preserve">בינה מלאכותית יכולה לעזור </w:t>
       </w:r>
       <w:r>
         <w:rPr>
@@ -2165,17 +2155,45 @@
           <w:szCs w:val="20"/>
           <w:rtl/>
         </w:rPr>
-        <w:t xml:space="preserve">"סקירת ספרות, צעד אחר צעד"</w:t>
-      </w:r>
-      <w:r>
-        <w:rPr>
-          <w:rFonts w:ascii="David" w:cs="David" w:eastAsia="David" w:hAnsi="David"/>
-          <w:color w:val="1F4E79"/>
-          <w:sz w:val="20"/>
-          <w:szCs w:val="20"/>
-          <w:rtl/>
-        </w:rPr>
-        <w:t xml:space="preserve">.</w:t>
+        <w:t xml:space="preserve">למצוא</w:t>
+      </w:r>
+      <w:r>
+        <w:rPr>
+          <w:rFonts w:ascii="David" w:cs="David" w:eastAsia="David" w:hAnsi="David"/>
+          <w:color w:val="1F4E79"/>
+          <w:sz w:val="20"/>
+          <w:szCs w:val="20"/>
+          <w:rtl/>
+        </w:rPr>
+        <w:t xml:space="preserve"> מאמרים. העובדות עצמן באות מהמאמרים: פותחים את המקור, בודקים שהוא קיים ושהוא אומר את מה שכתבתם. בינה ממציאה לפעמים מאמרים.</w:t>
+      </w:r>
+    </w:p>
+    <w:p>
+      <w:pPr>
+        <w:pStyle w:val="ListParagraph"/>
+        <w:numPr>
+          <w:ilvl w:val="0"/>
+          <w:numId w:val="2"/>
+        </w:numPr>
+        <w:pBdr>
+          <w:top w:val="single" w:color="9DC3E6" w:sz="4" w:space="4"/>
+          <w:left w:val="single" w:color="9DC3E6" w:sz="4" w:space="4"/>
+          <w:bottom w:val="single" w:color="9DC3E6" w:sz="4" w:space="4"/>
+          <w:right w:val="single" w:color="9DC3E6" w:sz="4" w:space="4"/>
+        </w:pBdr>
+        <w:shd w:fill="E8F1FA" w:color="auto" w:val="clear"/>
+        <w:bidi/>
+        <w:spacing w:after="0" w:before="0" w:line="276"/>
+      </w:pPr>
+      <w:r>
+        <w:rPr>
+          <w:rFonts w:ascii="David" w:cs="David" w:eastAsia="David" w:hAnsi="David"/>
+          <w:color w:val="1F4E79"/>
+          <w:sz w:val="20"/>
+          <w:szCs w:val="20"/>
+          <w:rtl/>
+        </w:rPr>
+        <w:t xml:space="preserve">בשלב הזה המנחה ילווה אתכם: איך מאתרים מאמרים, איך מארגנים אותם ואיך כותבים כתיבה ממזגת.</w:t>
       </w:r>
     </w:p>
     <w:p>
@@ -6468,12 +6486,24 @@
       <w:r>
         <w:rPr>
           <w:rFonts w:ascii="David" w:cs="David" w:eastAsia="David" w:hAnsi="David"/>
-          <w:color w:val="1F4E79"/>
-          <w:sz w:val="20"/>
-          <w:szCs w:val="20"/>
-          <w:rtl/>
-        </w:rPr>
-        <w:t xml:space="preserve">כלי בינה מלאכותית שהשתמשתם בו מופיע גם הוא כאן, כמקור. בגוף העבודה מפנים אליו כך: (ChatGPT, 2026).</w:t>
+          <w:b/>
+          <w:bCs/>
+          <w:color w:val="1F4E79"/>
+          <w:sz w:val="20"/>
+          <w:szCs w:val="20"/>
+          <w:rtl/>
+        </w:rPr>
+        <w:t xml:space="preserve">בינה מלאכותית לא נכנסת לרשימה.</w:t>
+      </w:r>
+      <w:r>
+        <w:rPr>
+          <w:rFonts w:ascii="David" w:cs="David" w:eastAsia="David" w:hAnsi="David"/>
+          <w:color w:val="1F4E79"/>
+          <w:sz w:val="20"/>
+          <w:szCs w:val="20"/>
+          <w:rtl/>
+        </w:rPr>
+        <w:t xml:space="preserve"> היא לא מקור: כל מידע בעבודה מפנה למאמר או לאתר שמופיעים כאן. את השימוש בבינה מתארים בגילוי הנאות ובנספח הפרומפטים.</w:t>
       </w:r>
     </w:p>
     <w:p>
@@ -6569,63 +6599,6 @@
           <w:rtl/>
         </w:rPr>
         <w:t xml:space="preserve">[כתובת]</w:t>
-      </w:r>
-      <w:r>
-        <w:rPr>
-          <w:rFonts w:ascii="David" w:cs="David" w:eastAsia="David" w:hAnsi="David"/>
-          <w:rtl/>
-        </w:rPr>
-        <w:t xml:space="preserve">.</w:t>
-      </w:r>
-    </w:p>
-    <w:p>
-      <w:pPr>
-        <w:bidi/>
-      </w:pPr>
-      <w:r>
-        <w:rPr>
-          <w:rFonts w:ascii="David" w:cs="David" w:eastAsia="David" w:hAnsi="David"/>
-          <w:rtl/>
-        </w:rPr>
-        <w:t xml:space="preserve">ChatGPT, גרסה </w:t>
-      </w:r>
-      <w:r>
-        <w:rPr>
-          <w:rFonts w:ascii="David" w:cs="David" w:eastAsia="David" w:hAnsi="David"/>
-          <w:highlight w:val="yellow"/>
-          <w:rtl/>
-        </w:rPr>
-        <w:t xml:space="preserve">[...]</w:t>
-      </w:r>
-      <w:r>
-        <w:rPr>
-          <w:rFonts w:ascii="David" w:cs="David" w:eastAsia="David" w:hAnsi="David"/>
-          <w:rtl/>
-        </w:rPr>
-        <w:t xml:space="preserve">, OpenAI. נדלה בתאריך </w:t>
-      </w:r>
-      <w:r>
-        <w:rPr>
-          <w:rFonts w:ascii="David" w:cs="David" w:eastAsia="David" w:hAnsi="David"/>
-          <w:highlight w:val="yellow"/>
-          <w:rtl/>
-        </w:rPr>
-        <w:t xml:space="preserve">[..]</w:t>
-      </w:r>
-      <w:r>
-        <w:rPr>
-          <w:rFonts w:ascii="David" w:cs="David" w:eastAsia="David" w:hAnsi="David"/>
-          <w:rtl/>
-        </w:rPr>
-        <w:t xml:space="preserve">. שימוש: </w:t>
-      </w:r>
-      <w:r>
-        <w:rPr>
-          <w:rFonts w:ascii="David" w:cs="David" w:eastAsia="David" w:hAnsi="David"/>
-          <w:highlight w:val="yellow"/>
-          <w:rtl/>
-        </w:rPr>
-        <w:t xml:space="preserve">[יצירת איור 4]</w:t>
       </w:r>
       <w:r>
         <w:rPr>
